--- a/rus/docx/14.content.docx
+++ b/rus/docx/14.content.docx
@@ -481,7 +481,13 @@
         <w:rPr>
           <w:lang w:val="ru_RU" w:bidi="ru_RU"/>
         </w:rPr>
-        <w:t xml:space="preserve"> выбрал Бог</w:t>
+        <w:t xml:space="preserve"> </w:t>
+      </w:r>
+      <w:r>
+        <w:rPr>
+          <w:lang w:val="ru_RU" w:bidi="ru_RU"/>
+        </w:rPr>
+        <w:t>выбрал Бог</w:t>
       </w:r>
       <w:r>
         <w:rPr>
